--- a/Video Game Design - year/Unit 4 - Player Controls & Input/Daily Lesson Plans/Word/Day 21.docx
+++ b/Video Game Design - year/Unit 4 - Player Controls & Input/Daily Lesson Plans/Word/Day 21.docx
@@ -50,16 +50,19 @@
               </w:rPr>
               <w:t xml:space="preserve">Video Game Design — Full Year</w:t>
             </w:r>
-          </w:p>
-          <w:p>
-            <w:pPr>
-              <w:spacing w:before="40"/>
-              <w:jc w:val="center"/>
-            </w:pPr>
-            <w:r>
-              <w:rPr>
-                <w:rFonts w:ascii="Arial" w:cs="Arial" w:eastAsia="Arial" w:hAnsi="Arial"/>
-                <w:color w:val="D1C4E9"/>
+            <w:r>
+              <w:rPr>
+                <w:rFonts w:ascii="Arial" w:cs="Arial" w:eastAsia="Arial" w:hAnsi="Arial"/>
+                <w:sz w:val="16"/>
+                <w:szCs w:val="16"/>
+              </w:rPr>
+              <w:br/>
+              <w:t xml:space="preserve"/>
+            </w:r>
+            <w:r>
+              <w:rPr>
+                <w:rFonts w:ascii="Arial" w:cs="Arial" w:eastAsia="Arial" w:hAnsi="Arial"/>
+                <w:color w:val="CE93D8"/>
                 <w:sz w:val="16"/>
                 <w:szCs w:val="16"/>
               </w:rPr>
@@ -83,7 +86,7 @@
           <w:rFonts w:ascii="Arial" w:cs="Arial" w:eastAsia="Arial" w:hAnsi="Arial"/>
           <w:b/>
           <w:bCs/>
-          <w:color w:val="311B56"/>
+          <w:color w:val="5B2D8E"/>
           <w:sz w:val="32"/>
           <w:szCs w:val="32"/>
         </w:rPr>
@@ -261,9 +264,9 @@
               <w:right w:val="single" w:color="CCCCCC" w:sz="1"/>
             </w:tcBorders>
             <w:tcMar>
-              <w:top w:type="dxa" w:w="60"/>
+              <w:top w:type="dxa" w:w="80"/>
               <w:left w:type="dxa" w:w="120"/>
-              <w:bottom w:type="dxa" w:w="60"/>
+              <w:bottom w:type="dxa" w:w="80"/>
               <w:right w:type="dxa" w:w="120"/>
             </w:tcMar>
           </w:tcPr>
@@ -290,20 +293,147 @@
               <w:right w:val="single" w:color="CCCCCC" w:sz="1"/>
             </w:tcBorders>
             <w:tcMar>
-              <w:top w:type="dxa" w:w="60"/>
+              <w:top w:type="dxa" w:w="80"/>
               <w:left w:type="dxa" w:w="120"/>
-              <w:bottom w:type="dxa" w:w="60"/>
+              <w:bottom w:type="dxa" w:w="80"/>
               <w:right w:type="dxa" w:w="120"/>
             </w:tcMar>
           </w:tcPr>
           <w:p>
-            <w:r>
-              <w:rPr>
-                <w:rFonts w:ascii="Arial" w:cs="Arial" w:eastAsia="Arial" w:hAnsi="Arial"/>
-                <w:sz w:val="20"/>
-                <w:szCs w:val="20"/>
+            <w:pPr>
+              <w:spacing w:after="80" w:before="80"/>
+            </w:pPr>
+            <w:r>
+              <w:rPr>
+                <w:rFonts w:ascii="Arial" w:cs="Arial" w:eastAsia="Arial" w:hAnsi="Arial"/>
+                <w:b/>
+                <w:bCs/>
+                <w:i w:val="false"/>
+                <w:iCs w:val="false"/>
+                <w:color w:val="000000"/>
+                <w:sz w:val="22"/>
+                <w:szCs w:val="22"/>
               </w:rPr>
               <w:t xml:space="preserve">Bell Ringer / Review</w:t>
+            </w:r>
+            <w:r>
+              <w:rPr>
+                <w:rFonts w:ascii="Arial" w:cs="Arial" w:eastAsia="Arial" w:hAnsi="Arial"/>
+                <w:sz w:val="20"/>
+                <w:szCs w:val="20"/>
+              </w:rPr>
+              <w:br/>
+              <w:t xml:space="preserve"/>
+            </w:r>
+            <w:r>
+              <w:rPr>
+                <w:rFonts w:ascii="Arial" w:cs="Arial" w:eastAsia="Arial" w:hAnsi="Arial"/>
+                <w:sz w:val="20"/>
+                <w:szCs w:val="20"/>
+              </w:rPr>
+              <w:br/>
+              <w:t xml:space="preserve"/>
+            </w:r>
+            <w:r>
+              <w:rPr>
+                <w:rFonts w:ascii="Arial" w:cs="Arial" w:eastAsia="Arial" w:hAnsi="Arial"/>
+                <w:b/>
+                <w:bCs/>
+                <w:i w:val="false"/>
+                <w:iCs w:val="false"/>
+                <w:color w:val="000000"/>
+                <w:sz w:val="20"/>
+                <w:szCs w:val="20"/>
+              </w:rPr>
+              <w:t xml:space="preserve">Quick Write </w:t>
+            </w:r>
+            <w:r>
+              <w:rPr>
+                <w:rFonts w:ascii="Arial" w:cs="Arial" w:eastAsia="Arial" w:hAnsi="Arial"/>
+                <w:b w:val="false"/>
+                <w:bCs w:val="false"/>
+                <w:i w:val="false"/>
+                <w:iCs w:val="false"/>
+                <w:color w:val="000000"/>
+                <w:sz w:val="20"/>
+                <w:szCs w:val="20"/>
+              </w:rPr>
+              <w:t xml:space="preserve">(3 min — written or verbal):</w:t>
+            </w:r>
+            <w:r>
+              <w:rPr>
+                <w:rFonts w:ascii="Arial" w:cs="Arial" w:eastAsia="Arial" w:hAnsi="Arial"/>
+                <w:sz w:val="20"/>
+                <w:szCs w:val="20"/>
+              </w:rPr>
+              <w:br/>
+              <w:t xml:space="preserve"/>
+            </w:r>
+            <w:r>
+              <w:rPr>
+                <w:rFonts w:ascii="Arial" w:cs="Arial" w:eastAsia="Arial" w:hAnsi="Arial"/>
+                <w:b w:val="false"/>
+                <w:bCs w:val="false"/>
+                <w:i w:val="false"/>
+                <w:iCs w:val="false"/>
+                <w:color w:val="000000"/>
+                <w:sz w:val="20"/>
+                <w:szCs w:val="20"/>
+              </w:rPr>
+              <w:t xml:space="preserve">    In your own words: Design and implement a complete working character controller of my choice?</w:t>
+            </w:r>
+            <w:r>
+              <w:rPr>
+                <w:rFonts w:ascii="Arial" w:cs="Arial" w:eastAsia="Arial" w:hAnsi="Arial"/>
+                <w:sz w:val="20"/>
+                <w:szCs w:val="20"/>
+              </w:rPr>
+              <w:br/>
+              <w:t xml:space="preserve"/>
+            </w:r>
+            <w:r>
+              <w:rPr>
+                <w:rFonts w:ascii="Arial" w:cs="Arial" w:eastAsia="Arial" w:hAnsi="Arial"/>
+                <w:sz w:val="20"/>
+                <w:szCs w:val="20"/>
+              </w:rPr>
+              <w:br/>
+              <w:t xml:space="preserve"/>
+            </w:r>
+            <w:r>
+              <w:rPr>
+                <w:rFonts w:ascii="Arial" w:cs="Arial" w:eastAsia="Arial" w:hAnsi="Arial"/>
+                <w:b w:val="false"/>
+                <w:bCs w:val="false"/>
+                <w:i/>
+                <w:iCs/>
+                <w:color w:val="444444"/>
+                <w:sz w:val="20"/>
+                <w:szCs w:val="20"/>
+              </w:rPr>
+              <w:t xml:space="preserve">Today's Goal: By the end of class you will be able to design and implement a complete working character controller of my choice.</w:t>
+            </w:r>
+            <w:r>
+              <w:rPr>
+                <w:rFonts w:ascii="Arial" w:cs="Arial" w:eastAsia="Arial" w:hAnsi="Arial"/>
+                <w:sz w:val="20"/>
+                <w:szCs w:val="20"/>
+              </w:rPr>
+              <w:br/>
+              <w:t xml:space="preserve"/>
+            </w:r>
+            <w:r>
+              <w:rPr>
+                <w:rFonts w:ascii="Arial" w:cs="Arial" w:eastAsia="Arial" w:hAnsi="Arial"/>
+                <w:b w:val="false"/>
+                <w:bCs w:val="false"/>
+                <w:i/>
+                <w:iCs/>
+                <w:color w:val="555555"/>
+                <w:sz w:val="20"/>
+                <w:szCs w:val="20"/>
+              </w:rPr>
+              <w:t xml:space="preserve">→ Pair-share your response, then 2–3 students share with the class.</w:t>
             </w:r>
           </w:p>
         </w:tc>
@@ -319,9 +449,9 @@
               <w:right w:val="single" w:color="CCCCCC" w:sz="1"/>
             </w:tcBorders>
             <w:tcMar>
-              <w:top w:type="dxa" w:w="60"/>
+              <w:top w:type="dxa" w:w="80"/>
               <w:left w:type="dxa" w:w="120"/>
-              <w:bottom w:type="dxa" w:w="60"/>
+              <w:bottom w:type="dxa" w:w="80"/>
               <w:right w:type="dxa" w:w="120"/>
             </w:tcMar>
           </w:tcPr>
@@ -348,20 +478,164 @@
               <w:right w:val="single" w:color="CCCCCC" w:sz="1"/>
             </w:tcBorders>
             <w:tcMar>
-              <w:top w:type="dxa" w:w="60"/>
+              <w:top w:type="dxa" w:w="80"/>
               <w:left w:type="dxa" w:w="120"/>
-              <w:bottom w:type="dxa" w:w="60"/>
+              <w:bottom w:type="dxa" w:w="80"/>
               <w:right w:type="dxa" w:w="120"/>
             </w:tcMar>
           </w:tcPr>
           <w:p>
-            <w:r>
-              <w:rPr>
-                <w:rFonts w:ascii="Arial" w:cs="Arial" w:eastAsia="Arial" w:hAnsi="Arial"/>
-                <w:sz w:val="20"/>
-                <w:szCs w:val="20"/>
-              </w:rPr>
-              <w:t xml:space="preserve">Mini Lesson: Player Controller Mini-Project</w:t>
+            <w:pPr>
+              <w:spacing w:after="80" w:before="80"/>
+            </w:pPr>
+            <w:r>
+              <w:rPr>
+                <w:rFonts w:ascii="Arial" w:cs="Arial" w:eastAsia="Arial" w:hAnsi="Arial"/>
+                <w:b/>
+                <w:bCs/>
+                <w:i w:val="false"/>
+                <w:iCs w:val="false"/>
+                <w:color w:val="000000"/>
+                <w:sz w:val="22"/>
+                <w:szCs w:val="22"/>
+              </w:rPr>
+              <w:t xml:space="preserve">Mini Lesson: </w:t>
+            </w:r>
+            <w:r>
+              <w:rPr>
+                <w:rFonts w:ascii="Arial" w:cs="Arial" w:eastAsia="Arial" w:hAnsi="Arial"/>
+                <w:b w:val="false"/>
+                <w:bCs w:val="false"/>
+                <w:i w:val="false"/>
+                <w:iCs w:val="false"/>
+                <w:color w:val="000000"/>
+                <w:sz w:val="22"/>
+                <w:szCs w:val="22"/>
+              </w:rPr>
+              <w:t xml:space="preserve">Player Controller Mini-Project</w:t>
+            </w:r>
+            <w:r>
+              <w:rPr>
+                <w:rFonts w:ascii="Arial" w:cs="Arial" w:eastAsia="Arial" w:hAnsi="Arial"/>
+                <w:sz w:val="20"/>
+                <w:szCs w:val="20"/>
+              </w:rPr>
+              <w:br/>
+              <w:t xml:space="preserve"/>
+            </w:r>
+            <w:r>
+              <w:rPr>
+                <w:rFonts w:ascii="Arial" w:cs="Arial" w:eastAsia="Arial" w:hAnsi="Arial"/>
+                <w:sz w:val="20"/>
+                <w:szCs w:val="20"/>
+              </w:rPr>
+              <w:br/>
+              <w:t xml:space="preserve"/>
+            </w:r>
+            <w:r>
+              <w:rPr>
+                <w:rFonts w:ascii="Arial" w:cs="Arial" w:eastAsia="Arial" w:hAnsi="Arial"/>
+                <w:b/>
+                <w:bCs/>
+                <w:i/>
+                <w:iCs/>
+                <w:color w:val="000000"/>
+                <w:sz w:val="20"/>
+                <w:szCs w:val="20"/>
+              </w:rPr>
+              <w:t xml:space="preserve">Learning Target: </w:t>
+            </w:r>
+            <w:r>
+              <w:rPr>
+                <w:rFonts w:ascii="Arial" w:cs="Arial" w:eastAsia="Arial" w:hAnsi="Arial"/>
+                <w:b w:val="false"/>
+                <w:bCs w:val="false"/>
+                <w:i/>
+                <w:iCs/>
+                <w:color w:val="333333"/>
+                <w:sz w:val="20"/>
+                <w:szCs w:val="20"/>
+              </w:rPr>
+              <w:t xml:space="preserve">I can design and implement a complete working character controller of my choice.</w:t>
+            </w:r>
+            <w:r>
+              <w:rPr>
+                <w:rFonts w:ascii="Arial" w:cs="Arial" w:eastAsia="Arial" w:hAnsi="Arial"/>
+                <w:sz w:val="20"/>
+                <w:szCs w:val="20"/>
+              </w:rPr>
+              <w:br/>
+              <w:t xml:space="preserve"/>
+            </w:r>
+            <w:r>
+              <w:rPr>
+                <w:rFonts w:ascii="Arial" w:cs="Arial" w:eastAsia="Arial" w:hAnsi="Arial"/>
+                <w:sz w:val="20"/>
+                <w:szCs w:val="20"/>
+              </w:rPr>
+              <w:br/>
+              <w:t xml:space="preserve"/>
+            </w:r>
+            <w:r>
+              <w:rPr>
+                <w:rFonts w:ascii="Arial" w:cs="Arial" w:eastAsia="Arial" w:hAnsi="Arial"/>
+                <w:b/>
+                <w:bCs/>
+                <w:i/>
+                <w:iCs/>
+                <w:color w:val="555555"/>
+                <w:sz w:val="20"/>
+                <w:szCs w:val="20"/>
+              </w:rPr>
+              <w:t xml:space="preserve">→ Live Demo — </w:t>
+            </w:r>
+            <w:r>
+              <w:rPr>
+                <w:rFonts w:ascii="Arial" w:cs="Arial" w:eastAsia="Arial" w:hAnsi="Arial"/>
+                <w:b w:val="false"/>
+                <w:bCs w:val="false"/>
+                <w:i/>
+                <w:iCs/>
+                <w:color w:val="555555"/>
+                <w:sz w:val="20"/>
+                <w:szCs w:val="20"/>
+              </w:rPr>
+              <w:t xml:space="preserve">type examples as students follow along in their own editor.</w:t>
+            </w:r>
+            <w:r>
+              <w:rPr>
+                <w:rFonts w:ascii="Arial" w:cs="Arial" w:eastAsia="Arial" w:hAnsi="Arial"/>
+                <w:sz w:val="20"/>
+                <w:szCs w:val="20"/>
+              </w:rPr>
+              <w:br/>
+              <w:t xml:space="preserve"/>
+            </w:r>
+            <w:r>
+              <w:rPr>
+                <w:rFonts w:ascii="Arial" w:cs="Arial" w:eastAsia="Arial" w:hAnsi="Arial"/>
+                <w:b/>
+                <w:bCs/>
+                <w:i/>
+                <w:iCs/>
+                <w:color w:val="555555"/>
+                <w:sz w:val="20"/>
+                <w:szCs w:val="20"/>
+              </w:rPr>
+              <w:t xml:space="preserve">→ Check for Understanding: </w:t>
+            </w:r>
+            <w:r>
+              <w:rPr>
+                <w:rFonts w:ascii="Arial" w:cs="Arial" w:eastAsia="Arial" w:hAnsi="Arial"/>
+                <w:b w:val="false"/>
+                <w:bCs w:val="false"/>
+                <w:i/>
+                <w:iCs/>
+                <w:color w:val="555555"/>
+                <w:sz w:val="20"/>
+                <w:szCs w:val="20"/>
+              </w:rPr>
+              <w:t xml:space="preserve">pause and cold-call: “Can someone explain what we just did in their own words?”</w:t>
             </w:r>
           </w:p>
         </w:tc>
@@ -377,9 +651,9 @@
               <w:right w:val="single" w:color="CCCCCC" w:sz="1"/>
             </w:tcBorders>
             <w:tcMar>
-              <w:top w:type="dxa" w:w="60"/>
+              <w:top w:type="dxa" w:w="80"/>
               <w:left w:type="dxa" w:w="120"/>
-              <w:bottom w:type="dxa" w:w="60"/>
+              <w:bottom w:type="dxa" w:w="80"/>
               <w:right w:type="dxa" w:w="120"/>
             </w:tcMar>
           </w:tcPr>
@@ -392,7 +666,7 @@
                 <w:sz w:val="20"/>
                 <w:szCs w:val="20"/>
               </w:rPr>
-              <w:t xml:space="preserve">15-20 min</w:t>
+              <w:t xml:space="preserve">15–20 min</w:t>
             </w:r>
           </w:p>
         </w:tc>
@@ -406,20 +680,81 @@
               <w:right w:val="single" w:color="CCCCCC" w:sz="1"/>
             </w:tcBorders>
             <w:tcMar>
-              <w:top w:type="dxa" w:w="60"/>
+              <w:top w:type="dxa" w:w="80"/>
               <w:left w:type="dxa" w:w="120"/>
-              <w:bottom w:type="dxa" w:w="60"/>
+              <w:bottom w:type="dxa" w:w="80"/>
               <w:right w:type="dxa" w:w="120"/>
             </w:tcMar>
           </w:tcPr>
           <w:p>
-            <w:r>
-              <w:rPr>
-                <w:rFonts w:ascii="Arial" w:cs="Arial" w:eastAsia="Arial" w:hAnsi="Arial"/>
-                <w:sz w:val="20"/>
-                <w:szCs w:val="20"/>
-              </w:rPr>
-              <w:t xml:space="preserve">Independent Practice / Build Time</w:t>
+            <w:pPr>
+              <w:spacing w:after="80" w:before="80"/>
+            </w:pPr>
+            <w:r>
+              <w:rPr>
+                <w:rFonts w:ascii="Arial" w:cs="Arial" w:eastAsia="Arial" w:hAnsi="Arial"/>
+                <w:b/>
+                <w:bCs/>
+                <w:i w:val="false"/>
+                <w:iCs w:val="false"/>
+                <w:color w:val="000000"/>
+                <w:sz w:val="22"/>
+                <w:szCs w:val="22"/>
+              </w:rPr>
+              <w:t xml:space="preserve">Independent Practice / Code Along</w:t>
+            </w:r>
+            <w:r>
+              <w:rPr>
+                <w:rFonts w:ascii="Arial" w:cs="Arial" w:eastAsia="Arial" w:hAnsi="Arial"/>
+                <w:sz w:val="20"/>
+                <w:szCs w:val="20"/>
+              </w:rPr>
+              <w:br/>
+              <w:t xml:space="preserve"/>
+            </w:r>
+            <w:r>
+              <w:rPr>
+                <w:rFonts w:ascii="Arial" w:cs="Arial" w:eastAsia="Arial" w:hAnsi="Arial"/>
+                <w:b w:val="false"/>
+                <w:bCs w:val="false"/>
+                <w:i w:val="false"/>
+                <w:iCs w:val="false"/>
+                <w:color w:val="000000"/>
+                <w:sz w:val="20"/>
+                <w:szCs w:val="20"/>
+              </w:rPr>
+              <w:t xml:space="preserve">    Work through problems from the day's exercise set.</w:t>
+            </w:r>
+            <w:r>
+              <w:rPr>
+                <w:rFonts w:ascii="Arial" w:cs="Arial" w:eastAsia="Arial" w:hAnsi="Arial"/>
+                <w:sz w:val="20"/>
+                <w:szCs w:val="20"/>
+              </w:rPr>
+              <w:br/>
+              <w:t xml:space="preserve"/>
+            </w:r>
+            <w:r>
+              <w:rPr>
+                <w:rFonts w:ascii="Arial" w:cs="Arial" w:eastAsia="Arial" w:hAnsi="Arial"/>
+                <w:sz w:val="20"/>
+                <w:szCs w:val="20"/>
+              </w:rPr>
+              <w:br/>
+              <w:t xml:space="preserve"/>
+            </w:r>
+            <w:r>
+              <w:rPr>
+                <w:rFonts w:ascii="Arial" w:cs="Arial" w:eastAsia="Arial" w:hAnsi="Arial"/>
+                <w:b w:val="false"/>
+                <w:bCs w:val="false"/>
+                <w:i/>
+                <w:iCs/>
+                <w:color w:val="555555"/>
+                <w:sz w:val="20"/>
+                <w:szCs w:val="20"/>
+              </w:rPr>
+              <w:t xml:space="preserve">→ Teacher circulates — offer hints, check for understanding.</w:t>
             </w:r>
           </w:p>
         </w:tc>
@@ -435,9 +770,9 @@
               <w:right w:val="single" w:color="CCCCCC" w:sz="1"/>
             </w:tcBorders>
             <w:tcMar>
-              <w:top w:type="dxa" w:w="60"/>
+              <w:top w:type="dxa" w:w="80"/>
               <w:left w:type="dxa" w:w="120"/>
-              <w:bottom w:type="dxa" w:w="60"/>
+              <w:bottom w:type="dxa" w:w="80"/>
               <w:right w:type="dxa" w:w="120"/>
             </w:tcMar>
           </w:tcPr>
@@ -464,20 +799,90 @@
               <w:right w:val="single" w:color="CCCCCC" w:sz="1"/>
             </w:tcBorders>
             <w:tcMar>
-              <w:top w:type="dxa" w:w="60"/>
+              <w:top w:type="dxa" w:w="80"/>
               <w:left w:type="dxa" w:w="120"/>
-              <w:bottom w:type="dxa" w:w="60"/>
+              <w:bottom w:type="dxa" w:w="80"/>
               <w:right w:type="dxa" w:w="120"/>
             </w:tcMar>
           </w:tcPr>
           <w:p>
-            <w:r>
-              <w:rPr>
-                <w:rFonts w:ascii="Arial" w:cs="Arial" w:eastAsia="Arial" w:hAnsi="Arial"/>
-                <w:sz w:val="20"/>
-                <w:szCs w:val="20"/>
+            <w:pPr>
+              <w:spacing w:after="80" w:before="80"/>
+            </w:pPr>
+            <w:r>
+              <w:rPr>
+                <w:rFonts w:ascii="Arial" w:cs="Arial" w:eastAsia="Arial" w:hAnsi="Arial"/>
+                <w:b/>
+                <w:bCs/>
+                <w:i w:val="false"/>
+                <w:iCs w:val="false"/>
+                <w:color w:val="000000"/>
+                <w:sz w:val="22"/>
+                <w:szCs w:val="22"/>
               </w:rPr>
               <w:t xml:space="preserve">Exit Ticket / Wrap-Up</w:t>
+            </w:r>
+            <w:r>
+              <w:rPr>
+                <w:rFonts w:ascii="Arial" w:cs="Arial" w:eastAsia="Arial" w:hAnsi="Arial"/>
+                <w:sz w:val="20"/>
+                <w:szCs w:val="20"/>
+              </w:rPr>
+              <w:br/>
+              <w:t xml:space="preserve"/>
+            </w:r>
+            <w:r>
+              <w:rPr>
+                <w:rFonts w:ascii="Arial" w:cs="Arial" w:eastAsia="Arial" w:hAnsi="Arial"/>
+                <w:sz w:val="20"/>
+                <w:szCs w:val="20"/>
+              </w:rPr>
+              <w:br/>
+              <w:t xml:space="preserve"/>
+            </w:r>
+            <w:r>
+              <w:rPr>
+                <w:rFonts w:ascii="Arial" w:cs="Arial" w:eastAsia="Arial" w:hAnsi="Arial"/>
+                <w:b w:val="false"/>
+                <w:bCs w:val="false"/>
+                <w:i w:val="false"/>
+                <w:iCs w:val="false"/>
+                <w:color w:val="000000"/>
+                <w:sz w:val="20"/>
+                <w:szCs w:val="20"/>
+              </w:rPr>
+              <w:t xml:space="preserve">Quick Check: Design and implement a complete working character controller of my choice?</w:t>
+            </w:r>
+            <w:r>
+              <w:rPr>
+                <w:rFonts w:ascii="Arial" w:cs="Arial" w:eastAsia="Arial" w:hAnsi="Arial"/>
+                <w:sz w:val="20"/>
+                <w:szCs w:val="20"/>
+              </w:rPr>
+              <w:br/>
+              <w:t xml:space="preserve"/>
+            </w:r>
+            <w:r>
+              <w:rPr>
+                <w:rFonts w:ascii="Arial" w:cs="Arial" w:eastAsia="Arial" w:hAnsi="Arial"/>
+                <w:sz w:val="20"/>
+                <w:szCs w:val="20"/>
+              </w:rPr>
+              <w:br/>
+              <w:t xml:space="preserve"/>
+            </w:r>
+            <w:r>
+              <w:rPr>
+                <w:rFonts w:ascii="Arial" w:cs="Arial" w:eastAsia="Arial" w:hAnsi="Arial"/>
+                <w:b w:val="false"/>
+                <w:bCs w:val="false"/>
+                <w:i/>
+                <w:iCs/>
+                <w:color w:val="555555"/>
+                <w:sz w:val="20"/>
+                <w:szCs w:val="20"/>
+              </w:rPr>
+              <w:t xml:space="preserve">→ 3–2–1: Name 3 things learned, 2 new vocab words, 1 question you still have.</w:t>
             </w:r>
           </w:p>
         </w:tc>

--- a/Video Game Design - year/Unit 4 - Player Controls & Input/Daily Lesson Plans/Word/Day 21.docx
+++ b/Video Game Design - year/Unit 4 - Player Controls & Input/Daily Lesson Plans/Word/Day 21.docx
@@ -380,7 +380,7 @@
                 <w:sz w:val="20"/>
                 <w:szCs w:val="20"/>
               </w:rPr>
-              <w:t xml:space="preserve">    In your own words: Design and implement a complete working character controller of my choice?</w:t>
+              <w:t xml:space="preserve">    Before designing anything, what questions would you need to answer first in order to design and implement a complete working character controller of my choice?</w:t>
             </w:r>
             <w:r>
               <w:rPr>
@@ -411,7 +411,7 @@
                 <w:sz w:val="20"/>
                 <w:szCs w:val="20"/>
               </w:rPr>
-              <w:t xml:space="preserve">Today's Goal: By the end of class you will be able to design and implement a complete working character controller of my choice.</w:t>
+              <w:t xml:space="preserve">Today’s Goal: By the end of class you will be able to design and implement a complete working character controller of my choice.</w:t>
             </w:r>
             <w:r>
               <w:rPr>
@@ -851,7 +851,7 @@
                 <w:sz w:val="20"/>
                 <w:szCs w:val="20"/>
               </w:rPr>
-              <w:t xml:space="preserve">Quick Check: Design and implement a complete working character controller of my choice?</w:t>
+              <w:t xml:space="preserve">What are the 2-3 most important steps when you design and implement a complete working character controller of my choice? What could go wrong if you skip one?</w:t>
             </w:r>
             <w:r>
               <w:rPr>

--- a/Video Game Design - year/Unit 4 - Player Controls & Input/Daily Lesson Plans/Word/Day 21.docx
+++ b/Video Game Design - year/Unit 4 - Player Controls & Input/Daily Lesson Plans/Word/Day 21.docx
@@ -403,6 +403,72 @@
             <w:r>
               <w:rPr>
                 <w:rFonts w:ascii="Arial" w:cs="Arial" w:eastAsia="Arial" w:hAnsi="Arial"/>
+                <w:b/>
+                <w:bCs/>
+                <w:i w:val="false"/>
+                <w:iCs w:val="false"/>
+                <w:color w:val="000000"/>
+                <w:sz w:val="20"/>
+                <w:szCs w:val="20"/>
+              </w:rPr>
+              <w:t xml:space="preserve">Vocabulary Preview — </w:t>
+            </w:r>
+            <w:r>
+              <w:rPr>
+                <w:rFonts w:ascii="Arial" w:cs="Arial" w:eastAsia="Arial" w:hAnsi="Arial"/>
+                <w:b w:val="false"/>
+                <w:bCs w:val="false"/>
+                <w:i w:val="false"/>
+                <w:iCs w:val="false"/>
+                <w:color w:val="000000"/>
+                <w:sz w:val="20"/>
+                <w:szCs w:val="20"/>
+              </w:rPr>
+              <w:t xml:space="preserve">terms we'll use today:</w:t>
+            </w:r>
+            <w:r>
+              <w:rPr>
+                <w:rFonts w:ascii="Arial" w:cs="Arial" w:eastAsia="Arial" w:hAnsi="Arial"/>
+                <w:sz w:val="20"/>
+                <w:szCs w:val="20"/>
+              </w:rPr>
+              <w:br/>
+              <w:t xml:space="preserve"/>
+            </w:r>
+            <w:r>
+              <w:rPr>
+                <w:rFonts w:ascii="Arial" w:cs="Arial" w:eastAsia="Arial" w:hAnsi="Arial"/>
+                <w:b w:val="false"/>
+                <w:bCs w:val="false"/>
+                <w:i w:val="false"/>
+                <w:iCs w:val="false"/>
+                <w:color w:val="000000"/>
+                <w:sz w:val="20"/>
+                <w:szCs w:val="20"/>
+              </w:rPr>
+              <w:t xml:space="preserve">    • 3rd Person Action Hero   •   FPS Tactical Shooter   •   Retro Platformer   •   Top-Down RPG   •   Parkour Freerunner</w:t>
+            </w:r>
+            <w:r>
+              <w:rPr>
+                <w:rFonts w:ascii="Arial" w:cs="Arial" w:eastAsia="Arial" w:hAnsi="Arial"/>
+                <w:sz w:val="20"/>
+                <w:szCs w:val="20"/>
+              </w:rPr>
+              <w:br/>
+              <w:t xml:space="preserve"/>
+            </w:r>
+            <w:r>
+              <w:rPr>
+                <w:rFonts w:ascii="Arial" w:cs="Arial" w:eastAsia="Arial" w:hAnsi="Arial"/>
+                <w:sz w:val="20"/>
+                <w:szCs w:val="20"/>
+              </w:rPr>
+              <w:br/>
+              <w:t xml:space="preserve"/>
+            </w:r>
+            <w:r>
+              <w:rPr>
+                <w:rFonts w:ascii="Arial" w:cs="Arial" w:eastAsia="Arial" w:hAnsi="Arial"/>
                 <w:b w:val="false"/>
                 <w:bCs w:val="false"/>
                 <w:i/>
@@ -579,6 +645,244 @@
             <w:r>
               <w:rPr>
                 <w:rFonts w:ascii="Arial" w:cs="Arial" w:eastAsia="Arial" w:hAnsi="Arial"/>
+                <w:b w:val="false"/>
+                <w:bCs w:val="false"/>
+                <w:i w:val="false"/>
+                <w:iCs w:val="false"/>
+                <w:color w:val="000000"/>
+                <w:sz w:val="20"/>
+                <w:szCs w:val="20"/>
+              </w:rPr>
+              <w:t xml:space="preserve">Choose one of the following controller types and build a fully functional, polished implementation:</w:t>
+            </w:r>
+            <w:r>
+              <w:rPr>
+                <w:rFonts w:ascii="Arial" w:cs="Arial" w:eastAsia="Arial" w:hAnsi="Arial"/>
+                <w:sz w:val="20"/>
+                <w:szCs w:val="20"/>
+              </w:rPr>
+              <w:br/>
+              <w:t xml:space="preserve"/>
+            </w:r>
+            <w:r>
+              <w:rPr>
+                <w:rFonts w:ascii="Arial" w:cs="Arial" w:eastAsia="Arial" w:hAnsi="Arial"/>
+                <w:b w:val="false"/>
+                <w:bCs w:val="false"/>
+                <w:i w:val="false"/>
+                <w:iCs w:val="false"/>
+                <w:color w:val="000000"/>
+                <w:sz w:val="20"/>
+                <w:szCs w:val="20"/>
+              </w:rPr>
+              <w:t xml:space="preserve">1. 3rd Person Action Hero — Camera behind player, smooth rotation, combat-ready stance</w:t>
+            </w:r>
+            <w:r>
+              <w:rPr>
+                <w:rFonts w:ascii="Arial" w:cs="Arial" w:eastAsia="Arial" w:hAnsi="Arial"/>
+                <w:sz w:val="20"/>
+                <w:szCs w:val="20"/>
+              </w:rPr>
+              <w:br/>
+              <w:t xml:space="preserve"/>
+            </w:r>
+            <w:r>
+              <w:rPr>
+                <w:rFonts w:ascii="Arial" w:cs="Arial" w:eastAsia="Arial" w:hAnsi="Arial"/>
+                <w:sz w:val="20"/>
+                <w:szCs w:val="20"/>
+              </w:rPr>
+              <w:br/>
+              <w:t xml:space="preserve"/>
+            </w:r>
+            <w:r>
+              <w:rPr>
+                <w:rFonts w:ascii="Arial" w:cs="Arial" w:eastAsia="Arial" w:hAnsi="Arial"/>
+                <w:b/>
+                <w:bCs/>
+                <w:i w:val="false"/>
+                <w:iCs w:val="false"/>
+                <w:color w:val="000000"/>
+                <w:sz w:val="20"/>
+                <w:szCs w:val="20"/>
+              </w:rPr>
+              <w:t xml:space="preserve">Key Concepts:</w:t>
+            </w:r>
+            <w:r>
+              <w:rPr>
+                <w:rFonts w:ascii="Arial" w:cs="Arial" w:eastAsia="Arial" w:hAnsi="Arial"/>
+                <w:sz w:val="20"/>
+                <w:szCs w:val="20"/>
+              </w:rPr>
+              <w:br/>
+              <w:t xml:space="preserve"/>
+            </w:r>
+            <w:r>
+              <w:rPr>
+                <w:rFonts w:ascii="Arial" w:cs="Arial" w:eastAsia="Arial" w:hAnsi="Arial"/>
+                <w:b w:val="false"/>
+                <w:bCs w:val="false"/>
+                <w:i w:val="false"/>
+                <w:iCs w:val="false"/>
+                <w:color w:val="000000"/>
+                <w:sz w:val="20"/>
+                <w:szCs w:val="20"/>
+              </w:rPr>
+              <w:t xml:space="preserve">    • 3rd Person Action Hero — Camera behind player, smooth rotation, combat-ready stance</w:t>
+            </w:r>
+            <w:r>
+              <w:rPr>
+                <w:rFonts w:ascii="Arial" w:cs="Arial" w:eastAsia="Arial" w:hAnsi="Arial"/>
+                <w:sz w:val="20"/>
+                <w:szCs w:val="20"/>
+              </w:rPr>
+              <w:br/>
+              <w:t xml:space="preserve"/>
+            </w:r>
+            <w:r>
+              <w:rPr>
+                <w:rFonts w:ascii="Arial" w:cs="Arial" w:eastAsia="Arial" w:hAnsi="Arial"/>
+                <w:b w:val="false"/>
+                <w:bCs w:val="false"/>
+                <w:i w:val="false"/>
+                <w:iCs w:val="false"/>
+                <w:color w:val="000000"/>
+                <w:sz w:val="20"/>
+                <w:szCs w:val="20"/>
+              </w:rPr>
+              <w:t xml:space="preserve">    • FPS Tactical Shooter — Sprint, aim-down-sights, stamina, footstep audio</w:t>
+            </w:r>
+            <w:r>
+              <w:rPr>
+                <w:rFonts w:ascii="Arial" w:cs="Arial" w:eastAsia="Arial" w:hAnsi="Arial"/>
+                <w:sz w:val="20"/>
+                <w:szCs w:val="20"/>
+              </w:rPr>
+              <w:br/>
+              <w:t xml:space="preserve"/>
+            </w:r>
+            <w:r>
+              <w:rPr>
+                <w:rFonts w:ascii="Arial" w:cs="Arial" w:eastAsia="Arial" w:hAnsi="Arial"/>
+                <w:b w:val="false"/>
+                <w:bCs w:val="false"/>
+                <w:i w:val="false"/>
+                <w:iCs w:val="false"/>
+                <w:color w:val="000000"/>
+                <w:sz w:val="20"/>
+                <w:szCs w:val="20"/>
+              </w:rPr>
+              <w:t xml:space="preserve">    • Retro Platformer — Pixel-perfect jumps, wall sliding, double-jump, animated sprite</w:t>
+            </w:r>
+            <w:r>
+              <w:rPr>
+                <w:rFonts w:ascii="Arial" w:cs="Arial" w:eastAsia="Arial" w:hAnsi="Arial"/>
+                <w:sz w:val="20"/>
+                <w:szCs w:val="20"/>
+              </w:rPr>
+              <w:br/>
+              <w:t xml:space="preserve"/>
+            </w:r>
+            <w:r>
+              <w:rPr>
+                <w:rFonts w:ascii="Arial" w:cs="Arial" w:eastAsia="Arial" w:hAnsi="Arial"/>
+                <w:b w:val="false"/>
+                <w:bCs w:val="false"/>
+                <w:i w:val="false"/>
+                <w:iCs w:val="false"/>
+                <w:color w:val="000000"/>
+                <w:sz w:val="20"/>
+                <w:szCs w:val="20"/>
+              </w:rPr>
+              <w:t xml:space="preserve">    • Top-Down RPG — Grid-based or continuous movement, smooth isometric camera, NPC interaction detection</w:t>
+            </w:r>
+            <w:r>
+              <w:rPr>
+                <w:rFonts w:ascii="Arial" w:cs="Arial" w:eastAsia="Arial" w:hAnsi="Arial"/>
+                <w:sz w:val="20"/>
+                <w:szCs w:val="20"/>
+              </w:rPr>
+              <w:br/>
+              <w:t xml:space="preserve"/>
+            </w:r>
+            <w:r>
+              <w:rPr>
+                <w:rFonts w:ascii="Arial" w:cs="Arial" w:eastAsia="Arial" w:hAnsi="Arial"/>
+                <w:b w:val="false"/>
+                <w:bCs w:val="false"/>
+                <w:i w:val="false"/>
+                <w:iCs w:val="false"/>
+                <w:color w:val="000000"/>
+                <w:sz w:val="20"/>
+                <w:szCs w:val="20"/>
+              </w:rPr>
+              <w:t xml:space="preserve">    • Parkour Freerunner — Wall running, ledge grabbing, vaulting, momentum-based movement</w:t>
+            </w:r>
+            <w:r>
+              <w:rPr>
+                <w:rFonts w:ascii="Arial" w:cs="Arial" w:eastAsia="Arial" w:hAnsi="Arial"/>
+                <w:sz w:val="20"/>
+                <w:szCs w:val="20"/>
+              </w:rPr>
+              <w:br/>
+              <w:t xml:space="preserve"/>
+            </w:r>
+            <w:r>
+              <w:rPr>
+                <w:rFonts w:ascii="Arial" w:cs="Arial" w:eastAsia="Arial" w:hAnsi="Arial"/>
+                <w:sz w:val="20"/>
+                <w:szCs w:val="20"/>
+              </w:rPr>
+              <w:br/>
+              <w:t xml:space="preserve"/>
+            </w:r>
+            <w:r>
+              <w:rPr>
+                <w:rFonts w:ascii="Arial" w:cs="Arial" w:eastAsia="Arial" w:hAnsi="Arial"/>
+                <w:b/>
+                <w:bCs/>
+                <w:i w:val="false"/>
+                <w:iCs w:val="false"/>
+                <w:color w:val="000000"/>
+                <w:sz w:val="20"/>
+                <w:szCs w:val="20"/>
+              </w:rPr>
+              <w:t xml:space="preserve">Vocabulary: </w:t>
+            </w:r>
+            <w:r>
+              <w:rPr>
+                <w:rFonts w:ascii="Arial" w:cs="Arial" w:eastAsia="Arial" w:hAnsi="Arial"/>
+                <w:b w:val="false"/>
+                <w:bCs w:val="false"/>
+                <w:i w:val="false"/>
+                <w:iCs w:val="false"/>
+                <w:color w:val="000000"/>
+                <w:sz w:val="20"/>
+                <w:szCs w:val="20"/>
+              </w:rPr>
+              <w:t xml:space="preserve">3rd Person Action Hero, FPS Tactical Shooter, Retro Platformer, Top-Down RPG, Parkour Freerunner</w:t>
+            </w:r>
+            <w:r>
+              <w:rPr>
+                <w:rFonts w:ascii="Arial" w:cs="Arial" w:eastAsia="Arial" w:hAnsi="Arial"/>
+                <w:sz w:val="20"/>
+                <w:szCs w:val="20"/>
+              </w:rPr>
+              <w:br/>
+              <w:t xml:space="preserve"/>
+            </w:r>
+            <w:r>
+              <w:rPr>
+                <w:rFonts w:ascii="Arial" w:cs="Arial" w:eastAsia="Arial" w:hAnsi="Arial"/>
+                <w:sz w:val="20"/>
+                <w:szCs w:val="20"/>
+              </w:rPr>
+              <w:br/>
+              <w:t xml:space="preserve"/>
+            </w:r>
+            <w:r>
+              <w:rPr>
+                <w:rFonts w:ascii="Arial" w:cs="Arial" w:eastAsia="Arial" w:hAnsi="Arial"/>
                 <w:b/>
                 <w:bCs/>
                 <w:i/>
@@ -666,7 +970,7 @@
                 <w:sz w:val="20"/>
                 <w:szCs w:val="20"/>
               </w:rPr>
-              <w:t xml:space="preserve">15–20 min</w:t>
+              <w:t xml:space="preserve">15 min</w:t>
             </w:r>
           </w:p>
         </w:tc>
@@ -701,7 +1005,16 @@
                 <w:sz w:val="22"/>
                 <w:szCs w:val="22"/>
               </w:rPr>
-              <w:t xml:space="preserve">Independent Practice / Code Along</w:t>
+              <w:t xml:space="preserve">Guided Practice</w:t>
+            </w:r>
+            <w:r>
+              <w:rPr>
+                <w:rFonts w:ascii="Arial" w:cs="Arial" w:eastAsia="Arial" w:hAnsi="Arial"/>
+                <w:sz w:val="20"/>
+                <w:szCs w:val="20"/>
+              </w:rPr>
+              <w:br/>
+              <w:t xml:space="preserve"/>
             </w:r>
             <w:r>
               <w:rPr>
@@ -723,7 +1036,7 @@
                 <w:sz w:val="20"/>
                 <w:szCs w:val="20"/>
               </w:rPr>
-              <w:t xml:space="preserve">    Work through problems from the day's exercise set.</w:t>
+              <w:t xml:space="preserve">Before submitting, playtest and verify:</w:t>
             </w:r>
             <w:r>
               <w:rPr>
@@ -754,7 +1067,7 @@
                 <w:sz w:val="20"/>
                 <w:szCs w:val="20"/>
               </w:rPr>
-              <w:t xml:space="preserve">→ Teacher circulates — offer hints, check for understanding.</w:t>
+              <w:t xml:space="preserve">→ Teacher models — students try alongside, then compare results.</w:t>
             </w:r>
           </w:p>
         </w:tc>
@@ -785,7 +1098,7 @@
                 <w:sz w:val="20"/>
                 <w:szCs w:val="20"/>
               </w:rPr>
-              <w:t xml:space="preserve">5 min</w:t>
+              <w:t xml:space="preserve">15–20 min</w:t>
             </w:r>
           </w:p>
         </w:tc>
@@ -820,16 +1133,7 @@
                 <w:sz w:val="22"/>
                 <w:szCs w:val="22"/>
               </w:rPr>
-              <w:t xml:space="preserve">Exit Ticket / Wrap-Up</w:t>
-            </w:r>
-            <w:r>
-              <w:rPr>
-                <w:rFonts w:ascii="Arial" w:cs="Arial" w:eastAsia="Arial" w:hAnsi="Arial"/>
-                <w:sz w:val="20"/>
-                <w:szCs w:val="20"/>
-              </w:rPr>
-              <w:br/>
-              <w:t xml:space="preserve"/>
+              <w:t xml:space="preserve">Independent Practice / Code Along</w:t>
             </w:r>
             <w:r>
               <w:rPr>
@@ -851,7 +1155,29 @@
                 <w:sz w:val="20"/>
                 <w:szCs w:val="20"/>
               </w:rPr>
-              <w:t xml:space="preserve">What are the 2-3 most important steps when you design and implement a complete working character controller of my choice? What could go wrong if you skip one?</w:t>
+              <w:t xml:space="preserve">    Students work independently on their projects, following the checklist.</w:t>
+            </w:r>
+            <w:r>
+              <w:rPr>
+                <w:rFonts w:ascii="Arial" w:cs="Arial" w:eastAsia="Arial" w:hAnsi="Arial"/>
+                <w:sz w:val="20"/>
+                <w:szCs w:val="20"/>
+              </w:rPr>
+              <w:br/>
+              <w:t xml:space="preserve"/>
+            </w:r>
+            <w:r>
+              <w:rPr>
+                <w:rFonts w:ascii="Arial" w:cs="Arial" w:eastAsia="Arial" w:hAnsi="Arial"/>
+                <w:b w:val="false"/>
+                <w:bCs w:val="false"/>
+                <w:i w:val="false"/>
+                <w:iCs w:val="false"/>
+                <w:color w:val="000000"/>
+                <w:sz w:val="20"/>
+                <w:szCs w:val="20"/>
+              </w:rPr>
+              <w:t xml:space="preserve">    Check in with each student to review progress and unblock issues.</w:t>
             </w:r>
             <w:r>
               <w:rPr>
@@ -882,6 +1208,134 @@
                 <w:sz w:val="20"/>
                 <w:szCs w:val="20"/>
               </w:rPr>
+              <w:t xml:space="preserve">→ Teacher circulates — offer hints, check for understanding.</w:t>
+            </w:r>
+          </w:p>
+        </w:tc>
+      </w:tr>
+      <w:tr>
+        <w:tc>
+          <w:tcPr>
+            <w:tcW w:type="dxa" w:w="1800"/>
+            <w:tcBorders>
+              <w:top w:val="single" w:color="CCCCCC" w:sz="1"/>
+              <w:left w:val="single" w:color="CCCCCC" w:sz="1"/>
+              <w:bottom w:val="single" w:color="CCCCCC" w:sz="1"/>
+              <w:right w:val="single" w:color="CCCCCC" w:sz="1"/>
+            </w:tcBorders>
+            <w:tcMar>
+              <w:top w:type="dxa" w:w="80"/>
+              <w:left w:type="dxa" w:w="120"/>
+              <w:bottom w:type="dxa" w:w="80"/>
+              <w:right w:type="dxa" w:w="120"/>
+            </w:tcMar>
+          </w:tcPr>
+          <w:p>
+            <w:r>
+              <w:rPr>
+                <w:rFonts w:ascii="Arial" w:cs="Arial" w:eastAsia="Arial" w:hAnsi="Arial"/>
+                <w:b/>
+                <w:bCs/>
+                <w:sz w:val="20"/>
+                <w:szCs w:val="20"/>
+              </w:rPr>
+              <w:t xml:space="preserve">5 min</w:t>
+            </w:r>
+          </w:p>
+        </w:tc>
+        <w:tc>
+          <w:tcPr>
+            <w:tcW w:type="dxa" w:w="7560"/>
+            <w:tcBorders>
+              <w:top w:val="single" w:color="CCCCCC" w:sz="1"/>
+              <w:left w:val="single" w:color="CCCCCC" w:sz="1"/>
+              <w:bottom w:val="single" w:color="CCCCCC" w:sz="1"/>
+              <w:right w:val="single" w:color="CCCCCC" w:sz="1"/>
+            </w:tcBorders>
+            <w:tcMar>
+              <w:top w:type="dxa" w:w="80"/>
+              <w:left w:type="dxa" w:w="120"/>
+              <w:bottom w:type="dxa" w:w="80"/>
+              <w:right w:type="dxa" w:w="120"/>
+            </w:tcMar>
+          </w:tcPr>
+          <w:p>
+            <w:pPr>
+              <w:spacing w:after="80" w:before="80"/>
+            </w:pPr>
+            <w:r>
+              <w:rPr>
+                <w:rFonts w:ascii="Arial" w:cs="Arial" w:eastAsia="Arial" w:hAnsi="Arial"/>
+                <w:b/>
+                <w:bCs/>
+                <w:i w:val="false"/>
+                <w:iCs w:val="false"/>
+                <w:color w:val="000000"/>
+                <w:sz w:val="22"/>
+                <w:szCs w:val="22"/>
+              </w:rPr>
+              <w:t xml:space="preserve">Exit Ticket / Wrap-Up</w:t>
+            </w:r>
+            <w:r>
+              <w:rPr>
+                <w:rFonts w:ascii="Arial" w:cs="Arial" w:eastAsia="Arial" w:hAnsi="Arial"/>
+                <w:sz w:val="20"/>
+                <w:szCs w:val="20"/>
+              </w:rPr>
+              <w:br/>
+              <w:t xml:space="preserve"/>
+            </w:r>
+            <w:r>
+              <w:rPr>
+                <w:rFonts w:ascii="Arial" w:cs="Arial" w:eastAsia="Arial" w:hAnsi="Arial"/>
+                <w:sz w:val="20"/>
+                <w:szCs w:val="20"/>
+              </w:rPr>
+              <w:br/>
+              <w:t xml:space="preserve"/>
+            </w:r>
+            <w:r>
+              <w:rPr>
+                <w:rFonts w:ascii="Arial" w:cs="Arial" w:eastAsia="Arial" w:hAnsi="Arial"/>
+                <w:b w:val="false"/>
+                <w:bCs w:val="false"/>
+                <w:i w:val="false"/>
+                <w:iCs w:val="false"/>
+                <w:color w:val="000000"/>
+                <w:sz w:val="20"/>
+                <w:szCs w:val="20"/>
+              </w:rPr>
+              <w:t xml:space="preserve">What are the 2-3 most important steps when you design and implement a complete working character controller of my choice? What could go wrong if you skip one?</w:t>
+            </w:r>
+            <w:r>
+              <w:rPr>
+                <w:rFonts w:ascii="Arial" w:cs="Arial" w:eastAsia="Arial" w:hAnsi="Arial"/>
+                <w:sz w:val="20"/>
+                <w:szCs w:val="20"/>
+              </w:rPr>
+              <w:br/>
+              <w:t xml:space="preserve"/>
+            </w:r>
+            <w:r>
+              <w:rPr>
+                <w:rFonts w:ascii="Arial" w:cs="Arial" w:eastAsia="Arial" w:hAnsi="Arial"/>
+                <w:sz w:val="20"/>
+                <w:szCs w:val="20"/>
+              </w:rPr>
+              <w:br/>
+              <w:t xml:space="preserve"/>
+            </w:r>
+            <w:r>
+              <w:rPr>
+                <w:rFonts w:ascii="Arial" w:cs="Arial" w:eastAsia="Arial" w:hAnsi="Arial"/>
+                <w:b w:val="false"/>
+                <w:bCs w:val="false"/>
+                <w:i/>
+                <w:iCs/>
+                <w:color w:val="555555"/>
+                <w:sz w:val="20"/>
+                <w:szCs w:val="20"/>
+              </w:rPr>
               <w:t xml:space="preserve">→ 3–2–1: Name 3 things learned, 2 new vocab words, 1 question you still have.</w:t>
             </w:r>
           </w:p>
@@ -891,6 +1345,108 @@
     <w:p>
       <w:pPr>
         <w:spacing w:after="200"/>
+      </w:pPr>
+    </w:p>
+    <w:p>
+      <w:pPr>
+        <w:pBdr>
+          <w:bottom w:val="single" w:color="5B2D8E" w:sz="4" w:space="4"/>
+        </w:pBdr>
+        <w:spacing w:after="100" w:before="120"/>
+      </w:pPr>
+      <w:r>
+        <w:rPr>
+          <w:rFonts w:ascii="Arial" w:cs="Arial" w:eastAsia="Arial" w:hAnsi="Arial"/>
+          <w:b/>
+          <w:bCs/>
+          <w:color w:val="5B2D8E"/>
+          <w:sz w:val="24"/>
+          <w:szCs w:val="24"/>
+        </w:rPr>
+        <w:t xml:space="preserve">Key Concepts</w:t>
+      </w:r>
+    </w:p>
+    <w:p>
+      <w:pPr>
+        <w:spacing w:after="60"/>
+      </w:pPr>
+      <w:r>
+        <w:rPr>
+          <w:rFonts w:ascii="Arial" w:cs="Arial" w:eastAsia="Arial" w:hAnsi="Arial"/>
+          <w:sz w:val="20"/>
+          <w:szCs w:val="20"/>
+        </w:rPr>
+        <w:t xml:space="preserve">Choose one of the following controller types and build a fully functional, polished implementation:</w:t>
+      </w:r>
+    </w:p>
+    <w:p>
+      <w:pPr>
+        <w:spacing w:after="60"/>
+      </w:pPr>
+      <w:r>
+        <w:rPr>
+          <w:rFonts w:ascii="Arial" w:cs="Arial" w:eastAsia="Arial" w:hAnsi="Arial"/>
+          <w:sz w:val="20"/>
+          <w:szCs w:val="20"/>
+        </w:rPr>
+        <w:t xml:space="preserve">1. 3rd Person Action Hero — Camera behind player, smooth rotation, combat-ready stance</w:t>
+      </w:r>
+    </w:p>
+    <w:p>
+      <w:pPr>
+        <w:spacing w:after="60"/>
+      </w:pPr>
+      <w:r>
+        <w:rPr>
+          <w:rFonts w:ascii="Arial" w:cs="Arial" w:eastAsia="Arial" w:hAnsi="Arial"/>
+          <w:sz w:val="20"/>
+          <w:szCs w:val="20"/>
+        </w:rPr>
+        <w:t xml:space="preserve">2. FPS Tactical Shooter — Sprint, aim-down-sights, stamina, footstep audio</w:t>
+      </w:r>
+    </w:p>
+    <w:p>
+      <w:pPr>
+        <w:spacing w:after="60"/>
+      </w:pPr>
+      <w:r>
+        <w:rPr>
+          <w:rFonts w:ascii="Arial" w:cs="Arial" w:eastAsia="Arial" w:hAnsi="Arial"/>
+          <w:sz w:val="20"/>
+          <w:szCs w:val="20"/>
+        </w:rPr>
+        <w:t xml:space="preserve">3. Retro Platformer — Pixel-perfect jumps, wall sliding, double-jump, animated sprite</w:t>
+      </w:r>
+    </w:p>
+    <w:p>
+      <w:pPr>
+        <w:spacing w:after="60"/>
+      </w:pPr>
+      <w:r>
+        <w:rPr>
+          <w:rFonts w:ascii="Arial" w:cs="Arial" w:eastAsia="Arial" w:hAnsi="Arial"/>
+          <w:sz w:val="20"/>
+          <w:szCs w:val="20"/>
+        </w:rPr>
+        <w:t xml:space="preserve">4. Top-Down RPG — Grid-based or continuous movement, smooth isometric camera, NPC interaction detection</w:t>
+      </w:r>
+    </w:p>
+    <w:p>
+      <w:pPr>
+        <w:spacing w:after="60"/>
+      </w:pPr>
+      <w:r>
+        <w:rPr>
+          <w:rFonts w:ascii="Arial" w:cs="Arial" w:eastAsia="Arial" w:hAnsi="Arial"/>
+          <w:sz w:val="20"/>
+          <w:szCs w:val="20"/>
+        </w:rPr>
+        <w:t xml:space="preserve">5. Parkour Freerunner — Wall running, ledge grabbing, vaulting, momentum-based movement</w:t>
+      </w:r>
+    </w:p>
+    <w:p>
+      <w:pPr>
+        <w:spacing w:after="160"/>
       </w:pPr>
     </w:p>
     <w:p>
@@ -1655,6 +2211,836 @@
     <w:p>
       <w:pPr>
         <w:spacing w:after="120"/>
+      </w:pPr>
+    </w:p>
+    <w:p>
+      <w:pPr>
+        <w:pBdr>
+          <w:bottom w:val="single" w:color="5B2D8E" w:sz="4" w:space="4"/>
+        </w:pBdr>
+        <w:spacing w:after="100" w:before="120"/>
+      </w:pPr>
+      <w:r>
+        <w:rPr>
+          <w:rFonts w:ascii="Arial" w:cs="Arial" w:eastAsia="Arial" w:hAnsi="Arial"/>
+          <w:b/>
+          <w:bCs/>
+          <w:color w:val="5B2D8E"/>
+          <w:sz w:val="24"/>
+          <w:szCs w:val="24"/>
+        </w:rPr>
+        <w:t xml:space="preserve">Guided Practice</w:t>
+      </w:r>
+    </w:p>
+    <w:p>
+      <w:pPr>
+        <w:spacing w:after="60"/>
+      </w:pPr>
+      <w:r>
+        <w:rPr>
+          <w:rFonts w:ascii="Arial" w:cs="Arial" w:eastAsia="Arial" w:hAnsi="Arial"/>
+          <w:sz w:val="20"/>
+          <w:szCs w:val="20"/>
+        </w:rPr>
+        <w:t xml:space="preserve">Must Include:</w:t>
+      </w:r>
+    </w:p>
+    <w:p>
+      <w:pPr>
+        <w:spacing w:after="60"/>
+      </w:pPr>
+      <w:r>
+        <w:rPr>
+          <w:rFonts w:ascii="Arial" w:cs="Arial" w:eastAsia="Arial" w:hAnsi="Arial"/>
+          <w:sz w:val="20"/>
+          <w:szCs w:val="20"/>
+        </w:rPr>
+        <w:t xml:space="preserve">- [x] Movement (keyboard + gamepad compatible)</w:t>
+      </w:r>
+    </w:p>
+    <w:p>
+      <w:pPr>
+        <w:spacing w:after="60"/>
+      </w:pPr>
+      <w:r>
+        <w:rPr>
+          <w:rFonts w:ascii="Arial" w:cs="Arial" w:eastAsia="Arial" w:hAnsi="Arial"/>
+          <w:sz w:val="20"/>
+          <w:szCs w:val="20"/>
+        </w:rPr>
+        <w:t xml:space="preserve">- [x] Jumping/Airborne mechanics</w:t>
+      </w:r>
+    </w:p>
+    <w:p>
+      <w:pPr>
+        <w:spacing w:after="60"/>
+      </w:pPr>
+      <w:r>
+        <w:rPr>
+          <w:rFonts w:ascii="Arial" w:cs="Arial" w:eastAsia="Arial" w:hAnsi="Arial"/>
+          <w:sz w:val="20"/>
+          <w:szCs w:val="20"/>
+        </w:rPr>
+        <w:t xml:space="preserve">- [x] Camera system (follow or relative)</w:t>
+      </w:r>
+    </w:p>
+    <w:p>
+      <w:pPr>
+        <w:spacing w:after="60"/>
+      </w:pPr>
+      <w:r>
+        <w:rPr>
+          <w:rFonts w:ascii="Arial" w:cs="Arial" w:eastAsia="Arial" w:hAnsi="Arial"/>
+          <w:sz w:val="20"/>
+          <w:szCs w:val="20"/>
+        </w:rPr>
+        <w:t xml:space="preserve">- [x] Ground detection</w:t>
+      </w:r>
+    </w:p>
+    <w:p>
+      <w:pPr>
+        <w:spacing w:after="60"/>
+      </w:pPr>
+      <w:r>
+        <w:rPr>
+          <w:rFonts w:ascii="Arial" w:cs="Arial" w:eastAsia="Arial" w:hAnsi="Arial"/>
+          <w:sz w:val="20"/>
+          <w:szCs w:val="20"/>
+        </w:rPr>
+        <w:t xml:space="preserve">- [x] At least 3 distinct player states (Idle, Moving, Airborne, etc.)</w:t>
+      </w:r>
+    </w:p>
+    <w:p>
+      <w:pPr>
+        <w:spacing w:after="60"/>
+      </w:pPr>
+      <w:r>
+        <w:rPr>
+          <w:rFonts w:ascii="Arial" w:cs="Arial" w:eastAsia="Arial" w:hAnsi="Arial"/>
+          <w:sz w:val="20"/>
+          <w:szCs w:val="20"/>
+        </w:rPr>
+        <w:t xml:space="preserve">- [x] Animation blending (if using animator)</w:t>
+      </w:r>
+    </w:p>
+    <w:p>
+      <w:pPr>
+        <w:spacing w:after="60"/>
+      </w:pPr>
+      <w:r>
+        <w:rPr>
+          <w:rFonts w:ascii="Arial" w:cs="Arial" w:eastAsia="Arial" w:hAnsi="Arial"/>
+          <w:sz w:val="20"/>
+          <w:szCs w:val="20"/>
+        </w:rPr>
+        <w:t xml:space="preserve">- [x] One unique mechanic (sprint, wall run, zoom, etc.)</w:t>
+      </w:r>
+    </w:p>
+    <w:p>
+      <w:pPr>
+        <w:spacing w:after="60"/>
+      </w:pPr>
+      <w:r>
+        <w:rPr>
+          <w:rFonts w:ascii="Arial" w:cs="Arial" w:eastAsia="Arial" w:hAnsi="Arial"/>
+          <w:sz w:val="20"/>
+          <w:szCs w:val="20"/>
+        </w:rPr>
+        <w:t xml:space="preserve">- [x] Debug visual feedback (DrawRay, Debug.Log, on-screen text)</w:t>
+      </w:r>
+    </w:p>
+    <w:p>
+      <w:pPr>
+        <w:spacing w:after="60"/>
+      </w:pPr>
+      <w:r>
+        <w:rPr>
+          <w:rFonts w:ascii="Arial" w:cs="Arial" w:eastAsia="Arial" w:hAnsi="Arial"/>
+          <w:sz w:val="20"/>
+          <w:szCs w:val="20"/>
+        </w:rPr>
+        <w:t xml:space="preserve">Code Quality:</w:t>
+      </w:r>
+    </w:p>
+    <w:p>
+      <w:pPr>
+        <w:spacing w:after="60"/>
+      </w:pPr>
+      <w:r>
+        <w:rPr>
+          <w:rFonts w:ascii="Arial" w:cs="Arial" w:eastAsia="Arial" w:hAnsi="Arial"/>
+          <w:sz w:val="20"/>
+          <w:szCs w:val="20"/>
+        </w:rPr>
+        <w:t xml:space="preserve">- Clean, readable code with comments</w:t>
+      </w:r>
+    </w:p>
+    <w:p>
+      <w:pPr>
+        <w:spacing w:after="60"/>
+      </w:pPr>
+      <w:r>
+        <w:rPr>
+          <w:rFonts w:ascii="Arial" w:cs="Arial" w:eastAsia="Arial" w:hAnsi="Arial"/>
+          <w:sz w:val="20"/>
+          <w:szCs w:val="20"/>
+        </w:rPr>
+        <w:t xml:space="preserve">- No magic numbers (use public variables for tweaking)</w:t>
+      </w:r>
+    </w:p>
+    <w:p>
+      <w:pPr>
+        <w:spacing w:after="60"/>
+      </w:pPr>
+      <w:r>
+        <w:rPr>
+          <w:rFonts w:ascii="Arial" w:cs="Arial" w:eastAsia="Arial" w:hAnsi="Arial"/>
+          <w:sz w:val="20"/>
+          <w:szCs w:val="20"/>
+        </w:rPr>
+        <w:t xml:space="preserve">- Efficient (no frame-rate dependent bugs)</w:t>
+      </w:r>
+    </w:p>
+    <w:p>
+      <w:pPr>
+        <w:spacing w:after="60"/>
+      </w:pPr>
+      <w:r>
+        <w:rPr>
+          <w:rFonts w:ascii="Arial" w:cs="Arial" w:eastAsia="Arial" w:hAnsi="Arial"/>
+          <w:sz w:val="20"/>
+          <w:szCs w:val="20"/>
+        </w:rPr>
+        <w:t xml:space="preserve">- Extensible (easy to add new states/features)</w:t>
+      </w:r>
+    </w:p>
+    <w:p>
+      <w:pPr>
+        <w:spacing w:after="60"/>
+      </w:pPr>
+      <w:r>
+        <w:rPr>
+          <w:rFonts w:ascii="Arial" w:cs="Arial" w:eastAsia="Arial" w:hAnsi="Arial"/>
+          <w:sz w:val="20"/>
+          <w:szCs w:val="20"/>
+        </w:rPr>
+        <w:t xml:space="preserve">- [ ] Create basic movement system</w:t>
+      </w:r>
+    </w:p>
+    <w:p>
+      <w:pPr>
+        <w:spacing w:after="60"/>
+      </w:pPr>
+      <w:r>
+        <w:rPr>
+          <w:rFonts w:ascii="Arial" w:cs="Arial" w:eastAsia="Arial" w:hAnsi="Arial"/>
+          <w:sz w:val="20"/>
+          <w:szCs w:val="20"/>
+        </w:rPr>
+        <w:t xml:space="preserve">- [ ] Implement jumping and ground detection</w:t>
+      </w:r>
+    </w:p>
+    <w:p>
+      <w:pPr>
+        <w:spacing w:after="60"/>
+      </w:pPr>
+      <w:r>
+        <w:rPr>
+          <w:rFonts w:ascii="Arial" w:cs="Arial" w:eastAsia="Arial" w:hAnsi="Arial"/>
+          <w:sz w:val="20"/>
+          <w:szCs w:val="20"/>
+        </w:rPr>
+        <w:t xml:space="preserve">- [ ] Test with keyboard and gamepad</w:t>
+      </w:r>
+    </w:p>
+    <w:p>
+      <w:pPr>
+        <w:spacing w:after="60"/>
+      </w:pPr>
+      <w:r>
+        <w:rPr>
+          <w:rFonts w:ascii="Arial" w:cs="Arial" w:eastAsia="Arial" w:hAnsi="Arial"/>
+          <w:sz w:val="20"/>
+          <w:szCs w:val="20"/>
+        </w:rPr>
+        <w:t xml:space="preserve">- [ ] Tweak speed/jump feel</w:t>
+      </w:r>
+    </w:p>
+    <w:p>
+      <w:pPr>
+        <w:spacing w:after="60"/>
+      </w:pPr>
+      <w:r>
+        <w:rPr>
+          <w:rFonts w:ascii="Arial" w:cs="Arial" w:eastAsia="Arial" w:hAnsi="Arial"/>
+          <w:sz w:val="20"/>
+          <w:szCs w:val="20"/>
+        </w:rPr>
+        <w:t xml:space="preserve">- [ ] Implement chosen camera system</w:t>
+      </w:r>
+    </w:p>
+    <w:p>
+      <w:pPr>
+        <w:spacing w:after="60"/>
+      </w:pPr>
+      <w:r>
+        <w:rPr>
+          <w:rFonts w:ascii="Arial" w:cs="Arial" w:eastAsia="Arial" w:hAnsi="Arial"/>
+          <w:sz w:val="20"/>
+          <w:szCs w:val="20"/>
+        </w:rPr>
+        <w:t xml:space="preserve">- [ ] Add smooth transitions and damping</w:t>
+      </w:r>
+    </w:p>
+    <w:p>
+      <w:pPr>
+        <w:spacing w:after="60"/>
+      </w:pPr>
+      <w:r>
+        <w:rPr>
+          <w:rFonts w:ascii="Arial" w:cs="Arial" w:eastAsia="Arial" w:hAnsi="Arial"/>
+          <w:sz w:val="20"/>
+          <w:szCs w:val="20"/>
+        </w:rPr>
+        <w:t xml:space="preserve">- [ ] Add debug visual feedback</w:t>
+      </w:r>
+    </w:p>
+    <w:p>
+      <w:pPr>
+        <w:spacing w:after="60"/>
+      </w:pPr>
+      <w:r>
+        <w:rPr>
+          <w:rFonts w:ascii="Arial" w:cs="Arial" w:eastAsia="Arial" w:hAnsi="Arial"/>
+          <w:sz w:val="20"/>
+          <w:szCs w:val="20"/>
+        </w:rPr>
+        <w:t xml:space="preserve">- [ ] Implement animations or state machine</w:t>
+      </w:r>
+    </w:p>
+    <w:p>
+      <w:pPr>
+        <w:spacing w:after="60"/>
+      </w:pPr>
+      <w:r>
+        <w:rPr>
+          <w:rFonts w:ascii="Arial" w:cs="Arial" w:eastAsia="Arial" w:hAnsi="Arial"/>
+          <w:sz w:val="20"/>
+          <w:szCs w:val="20"/>
+        </w:rPr>
+        <w:t xml:space="preserve">- [ ] Add the unique mechanic</w:t>
+      </w:r>
+    </w:p>
+    <w:p>
+      <w:pPr>
+        <w:spacing w:after="60"/>
+      </w:pPr>
+      <w:r>
+        <w:rPr>
+          <w:rFonts w:ascii="Arial" w:cs="Arial" w:eastAsia="Arial" w:hAnsi="Arial"/>
+          <w:sz w:val="20"/>
+          <w:szCs w:val="20"/>
+        </w:rPr>
+        <w:t xml:space="preserve">- [ ] Add audio cues (jump, land, step)</w:t>
+      </w:r>
+    </w:p>
+    <w:p>
+      <w:pPr>
+        <w:spacing w:after="60"/>
+      </w:pPr>
+      <w:r>
+        <w:rPr>
+          <w:rFonts w:ascii="Arial" w:cs="Arial" w:eastAsia="Arial" w:hAnsi="Arial"/>
+          <w:sz w:val="20"/>
+          <w:szCs w:val="20"/>
+        </w:rPr>
+        <w:t xml:space="preserve">- [ ] Playtesting and feel tuning</w:t>
+      </w:r>
+    </w:p>
+    <w:p>
+      <w:pPr>
+        <w:spacing w:after="60"/>
+      </w:pPr>
+      <w:r>
+        <w:rPr>
+          <w:rFonts w:ascii="Arial" w:cs="Arial" w:eastAsia="Arial" w:hAnsi="Arial"/>
+          <w:sz w:val="20"/>
+          <w:szCs w:val="20"/>
+        </w:rPr>
+        <w:t xml:space="preserve">- [ ] Comment all code</w:t>
+      </w:r>
+    </w:p>
+    <w:p>
+      <w:pPr>
+        <w:spacing w:after="60"/>
+      </w:pPr>
+      <w:r>
+        <w:rPr>
+          <w:rFonts w:ascii="Arial" w:cs="Arial" w:eastAsia="Arial" w:hAnsi="Arial"/>
+          <w:sz w:val="20"/>
+          <w:szCs w:val="20"/>
+        </w:rPr>
+        <w:t xml:space="preserve">- [ ] Write a 1-page design document explaining the control scheme</w:t>
+      </w:r>
+    </w:p>
+    <w:p>
+      <w:pPr>
+        <w:spacing w:after="60"/>
+      </w:pPr>
+      <w:r>
+        <w:rPr>
+          <w:rFonts w:ascii="Arial" w:cs="Arial" w:eastAsia="Arial" w:hAnsi="Arial"/>
+          <w:sz w:val="20"/>
+          <w:szCs w:val="20"/>
+        </w:rPr>
+        <w:t xml:space="preserve">- [ ] List assumptions and known limitations</w:t>
+      </w:r>
+    </w:p>
+    <w:p>
+      <w:pPr>
+        <w:spacing w:after="60"/>
+      </w:pPr>
+      <w:r>
+        <w:rPr>
+          <w:rFonts w:ascii="Arial" w:cs="Arial" w:eastAsia="Arial" w:hAnsi="Arial"/>
+          <w:sz w:val="20"/>
+          <w:szCs w:val="20"/>
+        </w:rPr>
+        <w:t xml:space="preserve">- [ ] Playable scene with working controller</w:t>
+      </w:r>
+    </w:p>
+    <w:p>
+      <w:pPr>
+        <w:spacing w:after="60"/>
+      </w:pPr>
+      <w:r>
+        <w:rPr>
+          <w:rFonts w:ascii="Arial" w:cs="Arial" w:eastAsia="Arial" w:hAnsi="Arial"/>
+          <w:sz w:val="20"/>
+          <w:szCs w:val="20"/>
+        </w:rPr>
+        <w:t xml:space="preserve">- [ ] All states transitioning correctly</w:t>
+      </w:r>
+    </w:p>
+    <w:p>
+      <w:pPr>
+        <w:spacing w:after="60"/>
+      </w:pPr>
+      <w:r>
+        <w:rPr>
+          <w:rFonts w:ascii="Arial" w:cs="Arial" w:eastAsia="Arial" w:hAnsi="Arial"/>
+          <w:sz w:val="20"/>
+          <w:szCs w:val="20"/>
+        </w:rPr>
+        <w:t xml:space="preserve">- [ ] Keyboard + gamepad fully supported</w:t>
+      </w:r>
+    </w:p>
+    <w:p>
+      <w:pPr>
+        <w:spacing w:after="60"/>
+      </w:pPr>
+      <w:r>
+        <w:rPr>
+          <w:rFonts w:ascii="Arial" w:cs="Arial" w:eastAsia="Arial" w:hAnsi="Arial"/>
+          <w:sz w:val="20"/>
+          <w:szCs w:val="20"/>
+        </w:rPr>
+        <w:t xml:space="preserve">- [ ] Camera follows/responds properly</w:t>
+      </w:r>
+    </w:p>
+    <w:p>
+      <w:pPr>
+        <w:spacing w:after="60"/>
+      </w:pPr>
+      <w:r>
+        <w:rPr>
+          <w:rFonts w:ascii="Arial" w:cs="Arial" w:eastAsia="Arial" w:hAnsi="Arial"/>
+          <w:sz w:val="20"/>
+          <w:szCs w:val="20"/>
+        </w:rPr>
+        <w:t xml:space="preserve">- [ ] At least one unique mechanic implemented</w:t>
+      </w:r>
+    </w:p>
+    <w:p>
+      <w:pPr>
+        <w:spacing w:after="60"/>
+      </w:pPr>
+      <w:r>
+        <w:rPr>
+          <w:rFonts w:ascii="Arial" w:cs="Arial" w:eastAsia="Arial" w:hAnsi="Arial"/>
+          <w:sz w:val="20"/>
+          <w:szCs w:val="20"/>
+        </w:rPr>
+        <w:t xml:space="preserve">- [ ] Code is clean and documented</w:t>
+      </w:r>
+    </w:p>
+    <w:p>
+      <w:pPr>
+        <w:spacing w:after="60"/>
+      </w:pPr>
+      <w:r>
+        <w:rPr>
+          <w:rFonts w:ascii="Arial" w:cs="Arial" w:eastAsia="Arial" w:hAnsi="Arial"/>
+          <w:sz w:val="20"/>
+          <w:szCs w:val="20"/>
+        </w:rPr>
+        <w:t xml:space="preserve">- [ ] Design document (1 page, PDF or .txt)</w:t>
+      </w:r>
+    </w:p>
+    <w:p>
+      <w:pPr>
+        <w:spacing w:after="60"/>
+      </w:pPr>
+      <w:r>
+        <w:rPr>
+          <w:rFonts w:ascii="Arial" w:cs="Arial" w:eastAsia="Arial" w:hAnsi="Arial"/>
+          <w:sz w:val="20"/>
+          <w:szCs w:val="20"/>
+        </w:rPr>
+        <w:t xml:space="preserve">- [ ] Test scene with ground and obstacles</w:t>
+      </w:r>
+    </w:p>
+    <w:p>
+      <w:pPr>
+        <w:spacing w:after="60"/>
+      </w:pPr>
+      <w:r>
+        <w:rPr>
+          <w:rFonts w:ascii="Arial" w:cs="Arial" w:eastAsia="Arial" w:hAnsi="Arial"/>
+          <w:sz w:val="20"/>
+          <w:szCs w:val="20"/>
+        </w:rPr>
+        <w:t xml:space="preserve">Before submitting, playtest and verify:</w:t>
+      </w:r>
+    </w:p>
+    <w:p>
+      <w:pPr>
+        <w:spacing w:after="60"/>
+      </w:pPr>
+      <w:r>
+        <w:rPr>
+          <w:rFonts w:ascii="Arial" w:cs="Arial" w:eastAsia="Arial" w:hAnsi="Arial"/>
+          <w:sz w:val="20"/>
+          <w:szCs w:val="20"/>
+        </w:rPr>
+        <w:t xml:space="preserve">- [ ] Movement feels responsive (not sluggish or overly twitchy)</w:t>
+      </w:r>
+    </w:p>
+    <w:p>
+      <w:pPr>
+        <w:spacing w:after="60"/>
+      </w:pPr>
+      <w:r>
+        <w:rPr>
+          <w:rFonts w:ascii="Arial" w:cs="Arial" w:eastAsia="Arial" w:hAnsi="Arial"/>
+          <w:sz w:val="20"/>
+          <w:szCs w:val="20"/>
+        </w:rPr>
+        <w:t xml:space="preserve">- [ ] Camera doesn't obscure important views</w:t>
+      </w:r>
+    </w:p>
+    <w:p>
+      <w:pPr>
+        <w:spacing w:after="60"/>
+      </w:pPr>
+      <w:r>
+        <w:rPr>
+          <w:rFonts w:ascii="Arial" w:cs="Arial" w:eastAsia="Arial" w:hAnsi="Arial"/>
+          <w:sz w:val="20"/>
+          <w:szCs w:val="20"/>
+        </w:rPr>
+        <w:t xml:space="preserve">- [ ] Jump height and feel match intention</w:t>
+      </w:r>
+    </w:p>
+    <w:p>
+      <w:pPr>
+        <w:spacing w:after="60"/>
+      </w:pPr>
+      <w:r>
+        <w:rPr>
+          <w:rFonts w:ascii="Arial" w:cs="Arial" w:eastAsia="Arial" w:hAnsi="Arial"/>
+          <w:sz w:val="20"/>
+          <w:szCs w:val="20"/>
+        </w:rPr>
+        <w:t xml:space="preserve">- [ ] Transitions between states are smooth</w:t>
+      </w:r>
+    </w:p>
+    <w:p>
+      <w:pPr>
+        <w:spacing w:after="60"/>
+      </w:pPr>
+      <w:r>
+        <w:rPr>
+          <w:rFonts w:ascii="Arial" w:cs="Arial" w:eastAsia="Arial" w:hAnsi="Arial"/>
+          <w:sz w:val="20"/>
+          <w:szCs w:val="20"/>
+        </w:rPr>
+        <w:t xml:space="preserve">- [ ] No physics glitches or clipping</w:t>
+      </w:r>
+    </w:p>
+    <w:p>
+      <w:pPr>
+        <w:spacing w:after="60"/>
+      </w:pPr>
+      <w:r>
+        <w:rPr>
+          <w:rFonts w:ascii="Arial" w:cs="Arial" w:eastAsia="Arial" w:hAnsi="Arial"/>
+          <w:sz w:val="20"/>
+          <w:szCs w:val="20"/>
+        </w:rPr>
+        <w:t xml:space="preserve">- [ ] Gamepad and keyboard both work</w:t>
+      </w:r>
+    </w:p>
+    <w:p>
+      <w:pPr>
+        <w:spacing w:after="60"/>
+      </w:pPr>
+      <w:r>
+        <w:rPr>
+          <w:rFonts w:ascii="Arial" w:cs="Arial" w:eastAsia="Arial" w:hAnsi="Arial"/>
+          <w:sz w:val="20"/>
+          <w:szCs w:val="20"/>
+        </w:rPr>
+        <w:t xml:space="preserve">- [ ] Can complete basic movement challenges (jump between platforms, navigate maze, etc.)</w:t>
+      </w:r>
+    </w:p>
+    <w:p>
+      <w:pPr>
+        <w:spacing w:after="60"/>
+      </w:pPr>
+      <w:r>
+        <w:rPr>
+          <w:rFonts w:ascii="Arial" w:cs="Arial" w:eastAsia="Arial" w:hAnsi="Arial"/>
+          <w:sz w:val="20"/>
+          <w:szCs w:val="20"/>
+        </w:rPr>
+        <w:t xml:space="preserve">- Audio Design: Add footstep sounds, landing impacts, breathing cues</w:t>
+      </w:r>
+    </w:p>
+    <w:p>
+      <w:pPr>
+        <w:spacing w:after="60"/>
+      </w:pPr>
+      <w:r>
+        <w:rPr>
+          <w:rFonts w:ascii="Arial" w:cs="Arial" w:eastAsia="Arial" w:hAnsi="Arial"/>
+          <w:sz w:val="20"/>
+          <w:szCs w:val="20"/>
+        </w:rPr>
+        <w:t xml:space="preserve">- UI Integration: On-screen stamina bar, health display, objective markers</w:t>
+      </w:r>
+    </w:p>
+    <w:p>
+      <w:pPr>
+        <w:spacing w:after="60"/>
+      </w:pPr>
+      <w:r>
+        <w:rPr>
+          <w:rFonts w:ascii="Arial" w:cs="Arial" w:eastAsia="Arial" w:hAnsi="Arial"/>
+          <w:sz w:val="20"/>
+          <w:szCs w:val="20"/>
+        </w:rPr>
+        <w:t xml:space="preserve">- Advanced Camera: Collision avoidance, lead-ahead aiming, dynamic zoom</w:t>
+      </w:r>
+    </w:p>
+    <w:p>
+      <w:pPr>
+        <w:spacing w:after="60"/>
+      </w:pPr>
+      <w:r>
+        <w:rPr>
+          <w:rFonts w:ascii="Arial" w:cs="Arial" w:eastAsia="Arial" w:hAnsi="Arial"/>
+          <w:sz w:val="20"/>
+          <w:szCs w:val="20"/>
+        </w:rPr>
+        <w:t xml:space="preserve">- VFX: Jump trails, landing dust, dash effects</w:t>
+      </w:r>
+    </w:p>
+    <w:p>
+      <w:pPr>
+        <w:spacing w:after="60"/>
+      </w:pPr>
+      <w:r>
+        <w:rPr>
+          <w:rFonts w:ascii="Arial" w:cs="Arial" w:eastAsia="Arial" w:hAnsi="Arial"/>
+          <w:sz w:val="20"/>
+          <w:szCs w:val="20"/>
+        </w:rPr>
+        <w:t xml:space="preserve">- Networking: (Advanced) Sync controller state for multiplayer</w:t>
+      </w:r>
+    </w:p>
+    <w:p>
+      <w:pPr>
+        <w:spacing w:after="60"/>
+      </w:pPr>
+      <w:r>
+        <w:rPr>
+          <w:rFonts w:ascii="Arial" w:cs="Arial" w:eastAsia="Arial" w:hAnsi="Arial"/>
+          <w:sz w:val="20"/>
+          <w:szCs w:val="20"/>
+        </w:rPr>
+        <w:t xml:space="preserve">| Criteria | Excellent | Good | Okay | Needs Work |</w:t>
+      </w:r>
+    </w:p>
+    <w:p>
+      <w:pPr>
+        <w:spacing w:after="60"/>
+      </w:pPr>
+      <w:r>
+        <w:rPr>
+          <w:rFonts w:ascii="Arial" w:cs="Arial" w:eastAsia="Arial" w:hAnsi="Arial"/>
+          <w:sz w:val="20"/>
+          <w:szCs w:val="20"/>
+        </w:rPr>
+        <w:t xml:space="preserve">|-|--|||--|</w:t>
+      </w:r>
+    </w:p>
+    <w:p>
+      <w:pPr>
+        <w:spacing w:after="60"/>
+      </w:pPr>
+      <w:r>
+        <w:rPr>
+          <w:rFonts w:ascii="Arial" w:cs="Arial" w:eastAsia="Arial" w:hAnsi="Arial"/>
+          <w:sz w:val="20"/>
+          <w:szCs w:val="20"/>
+        </w:rPr>
+        <w:t xml:space="preserve">| Core Movement | Smooth, responsive, feels polished | Works well, minor tuning needed | Functional but feels awkward | Bugs or incomplete |</w:t>
+      </w:r>
+    </w:p>
+    <w:p>
+      <w:pPr>
+        <w:spacing w:after="60"/>
+      </w:pPr>
+      <w:r>
+        <w:rPr>
+          <w:rFonts w:ascii="Arial" w:cs="Arial" w:eastAsia="Arial" w:hAnsi="Arial"/>
+          <w:sz w:val="20"/>
+          <w:szCs w:val="20"/>
+        </w:rPr>
+        <w:t xml:space="preserve">| Camera System | Perfect framing, no clipping, smooth | Good framing, minor issues | Works but needs tweaking | Broken or missing |</w:t>
+      </w:r>
+    </w:p>
+    <w:p>
+      <w:pPr>
+        <w:spacing w:after="60"/>
+      </w:pPr>
+      <w:r>
+        <w:rPr>
+          <w:rFonts w:ascii="Arial" w:cs="Arial" w:eastAsia="Arial" w:hAnsi="Arial"/>
+          <w:sz w:val="20"/>
+          <w:szCs w:val="20"/>
+        </w:rPr>
+        <w:t xml:space="preserve">| State Machine | Clean, extensible, all transitions work | Mostly works, some edge cases | Works but messy | Incomplete or broken |</w:t>
+      </w:r>
+    </w:p>
+    <w:p>
+      <w:pPr>
+        <w:spacing w:after="60"/>
+      </w:pPr>
+      <w:r>
+        <w:rPr>
+          <w:rFonts w:ascii="Arial" w:cs="Arial" w:eastAsia="Arial" w:hAnsi="Arial"/>
+          <w:sz w:val="20"/>
+          <w:szCs w:val="20"/>
+        </w:rPr>
+        <w:t xml:space="preserve">| Unique Mechanic | Well-implemented, fun, integrated | Works, adds interest | Functional but boring | Missing or broken |</w:t>
+      </w:r>
+    </w:p>
+    <w:p>
+      <w:pPr>
+        <w:spacing w:after="60"/>
+      </w:pPr>
+      <w:r>
+        <w:rPr>
+          <w:rFonts w:ascii="Arial" w:cs="Arial" w:eastAsia="Arial" w:hAnsi="Arial"/>
+          <w:sz w:val="20"/>
+          <w:szCs w:val="20"/>
+        </w:rPr>
+        <w:t xml:space="preserve">| Code Quality | Clean, well-commented, efficient | Good structure, mostly clear | Readable but some mess | Confusing, uncommented |</w:t>
+      </w:r>
+    </w:p>
+    <w:p>
+      <w:pPr>
+        <w:spacing w:after="60"/>
+      </w:pPr>
+      <w:r>
+        <w:rPr>
+          <w:rFonts w:ascii="Arial" w:cs="Arial" w:eastAsia="Arial" w:hAnsi="Arial"/>
+          <w:sz w:val="20"/>
+          <w:szCs w:val="20"/>
+        </w:rPr>
+        <w:t xml:space="preserve">| Playtesting | Feels great, ready for shipping | Very playable, minor tweaks | Playable but rough edges | Not fun or broken |</w:t>
+      </w:r>
+    </w:p>
+    <w:p>
+      <w:pPr>
+        <w:spacing w:after="60"/>
+      </w:pPr>
+      <w:r>
+        <w:rPr>
+          <w:rFonts w:ascii="Arial" w:cs="Arial" w:eastAsia="Arial" w:hAnsi="Arial"/>
+          <w:sz w:val="20"/>
+          <w:szCs w:val="20"/>
+        </w:rPr>
+        <w:t xml:space="preserve">- Previous days' code examples (Days 1–20)</w:t>
+      </w:r>
+    </w:p>
+    <w:p>
+      <w:pPr>
+        <w:spacing w:after="60"/>
+      </w:pPr>
+      <w:r>
+        <w:rPr>
+          <w:rFonts w:ascii="Arial" w:cs="Arial" w:eastAsia="Arial" w:hAnsi="Arial"/>
+          <w:sz w:val="20"/>
+          <w:szCs w:val="20"/>
+        </w:rPr>
+        <w:t xml:space="preserve">- Unity Cinemachine package documentation</w:t>
+      </w:r>
+    </w:p>
+    <w:p>
+      <w:pPr>
+        <w:spacing w:after="60"/>
+      </w:pPr>
+      <w:r>
+        <w:rPr>
+          <w:rFonts w:ascii="Arial" w:cs="Arial" w:eastAsia="Arial" w:hAnsi="Arial"/>
+          <w:sz w:val="20"/>
+          <w:szCs w:val="20"/>
+        </w:rPr>
+        <w:t xml:space="preserve">- Input System documentation</w:t>
+      </w:r>
+    </w:p>
+    <w:p>
+      <w:pPr>
+        <w:spacing w:after="60"/>
+      </w:pPr>
+      <w:r>
+        <w:rPr>
+          <w:rFonts w:ascii="Arial" w:cs="Arial" w:eastAsia="Arial" w:hAnsi="Arial"/>
+          <w:sz w:val="20"/>
+          <w:szCs w:val="20"/>
+        </w:rPr>
+        <w:t xml:space="preserve">- Animator documentation</w:t>
+      </w:r>
+    </w:p>
+    <w:p>
+      <w:pPr>
+        <w:spacing w:after="60"/>
+      </w:pPr>
+      <w:r>
+        <w:rPr>
+          <w:rFonts w:ascii="Arial" w:cs="Arial" w:eastAsia="Arial" w:hAnsi="Arial"/>
+          <w:sz w:val="20"/>
+          <w:szCs w:val="20"/>
+        </w:rPr>
+        <w:t xml:space="preserve">- Physics and CharacterController docs</w:t>
+      </w:r>
+    </w:p>
+    <w:p>
+      <w:pPr>
+        <w:spacing w:after="160"/>
       </w:pPr>
     </w:p>
     <w:p>
